--- a/Courses/Software-Sciences/IT-Module-3-Web-Design/21-CMS-Exam/21.2-CMS-Exam.docx
+++ b/Courses/Software-Sciences/IT-Module-3-Web-Design/21-CMS-Exam/21.2-CMS-Exam.docx
@@ -50,7 +50,7 @@
           <w:noProof/>
         </w:rPr>
         <w:drawing>
-          <wp:inline distT="0" distB="0" distL="0" distR="0" wp14:anchorId="73F5C6D6" wp14:editId="1BFAC4FD">
+          <wp:inline distT="0" distB="0" distL="0" distR="0" wp14:anchorId="73F5C6D6" wp14:editId="3BDC74E8">
             <wp:extent cx="1065886" cy="497260"/>
             <wp:effectExtent l="0" t="0" r="1270" b="0"/>
             <wp:docPr id="470543985" name="Picture 1"/>
@@ -1458,39 +1458,19 @@
       </w:r>
     </w:p>
     <w:p>
-      <w:pPr>
-        <w:rPr>
-          <w:lang w:val="bg-BG"/>
-        </w:rPr>
-      </w:pPr>
-      <w:r>
-        <w:rPr>
-          <w:lang w:val="bg-BG"/>
-        </w:rPr>
-        <w:t xml:space="preserve">Продължете работата по уеб сайта </w:t>
-      </w:r>
-      <w:r>
-        <w:rPr>
-          <w:b/>
-          <w:bCs/>
-          <w:lang w:val="bg-BG"/>
-        </w:rPr>
-        <w:t>"</w:t>
-      </w:r>
-      <w:r>
-        <w:rPr>
-          <w:b/>
-          <w:lang w:val="bg-BG"/>
-        </w:rPr>
-        <w:t>Книжни светове</w:t>
-      </w:r>
-      <w:r>
-        <w:rPr>
-          <w:b/>
-          <w:bCs/>
-          <w:lang w:val="bg-BG"/>
-        </w:rPr>
-        <w:t>"</w:t>
+      <w:r>
+        <w:rPr>
+          <w:lang w:val="bg-BG"/>
+        </w:rPr>
+        <w:t xml:space="preserve">Продължете работата </w:t>
+      </w:r>
+      <w:r>
+        <w:rPr>
+          <w:b/>
+          <w:bCs/>
+          <w:lang w:val="bg-BG"/>
+        </w:rPr>
+        <w:t>собствения си уеб сайт</w:t>
       </w:r>
       <w:r>
         <w:rPr>
@@ -1515,9 +1495,16 @@
       </w:r>
       <w:r>
         <w:rPr>
-          <w:lang w:val="bg-BG"/>
-        </w:rPr>
-        <w:t xml:space="preserve">. Използвайте сайта като основа и изпълнете поставените </w:t>
+          <w:bCs/>
+          <w:lang w:val="bg-BG"/>
+        </w:rPr>
+        <w:t>, създаден в предишните упражнения.</w:t>
+      </w:r>
+      <w:r>
+        <w:rPr>
+          <w:lang w:val="bg-BG"/>
+        </w:rPr>
+        <w:t xml:space="preserve"> Използвайте сайта като основа и изпълнете поставените </w:t>
       </w:r>
       <w:r>
         <w:rPr>
@@ -1555,80 +1542,185 @@
     </w:p>
     <w:p>
       <w:pPr>
-        <w:rPr>
-          <w:lang w:val="bg-BG"/>
-        </w:rPr>
-      </w:pPr>
-      <w:r>
-        <w:rPr>
-          <w:lang w:val="bg-BG"/>
-        </w:rPr>
-        <w:t xml:space="preserve">Създайте страница </w:t>
-      </w:r>
-      <w:r>
-        <w:rPr>
-          <w:b/>
-          <w:bCs/>
-          <w:lang w:val="bg-BG"/>
-        </w:rPr>
-        <w:t>"</w:t>
-      </w:r>
-      <w:r>
-        <w:rPr>
-          <w:b/>
-          <w:lang w:val="bg-BG"/>
-        </w:rPr>
-        <w:t>Препоръчани книги</w:t>
-      </w:r>
-      <w:r>
-        <w:rPr>
-          <w:b/>
-          <w:bCs/>
-          <w:lang w:val="bg-BG"/>
-        </w:rPr>
-        <w:t>"</w:t>
-      </w:r>
-      <w:r>
-        <w:rPr>
-          <w:lang w:val="bg-BG"/>
-        </w:rPr>
-        <w:t xml:space="preserve"> и добавете </w:t>
-      </w:r>
-      <w:r>
-        <w:rPr>
-          <w:b/>
+        <w:pStyle w:val="Heading3"/>
+        <w:rPr>
+          <w:rFonts w:ascii="Calibri" w:hAnsi="Calibri" w:cs="Calibri"/>
+          <w:b w:val="0"/>
+          <w:bCs/>
+          <w:color w:val="000000" w:themeColor="text1"/>
+          <w:sz w:val="22"/>
+          <w:szCs w:val="22"/>
+          <w:lang w:val="bg-BG"/>
+        </w:rPr>
+      </w:pPr>
+      <w:r>
+        <w:rPr>
+          <w:rFonts w:ascii="Calibri" w:hAnsi="Calibri" w:cs="Calibri"/>
+          <w:b w:val="0"/>
+          <w:bCs/>
+          <w:color w:val="000000" w:themeColor="text1"/>
+          <w:sz w:val="22"/>
+          <w:szCs w:val="22"/>
+          <w:lang w:val="bg-BG"/>
+        </w:rPr>
+        <w:t>Създайте</w:t>
+      </w:r>
+      <w:r>
+        <w:rPr>
+          <w:rFonts w:ascii="Calibri" w:hAnsi="Calibri" w:cs="Calibri"/>
+          <w:color w:val="000000" w:themeColor="text1"/>
+          <w:sz w:val="22"/>
+          <w:szCs w:val="22"/>
+          <w:lang w:val="bg-BG"/>
+        </w:rPr>
+        <w:t xml:space="preserve"> </w:t>
+      </w:r>
+      <w:r>
+        <w:rPr>
+          <w:rStyle w:val="Strong"/>
+          <w:rFonts w:ascii="Calibri" w:hAnsi="Calibri" w:cs="Calibri"/>
+          <w:b/>
+          <w:bCs w:val="0"/>
+          <w:color w:val="000000" w:themeColor="text1"/>
+          <w:sz w:val="22"/>
+          <w:szCs w:val="22"/>
+          <w:lang w:val="bg-BG"/>
+        </w:rPr>
+        <w:t>нова страница</w:t>
+      </w:r>
+      <w:r>
+        <w:rPr>
+          <w:rFonts w:ascii="Calibri" w:hAnsi="Calibri" w:cs="Calibri"/>
+          <w:color w:val="000000" w:themeColor="text1"/>
+          <w:sz w:val="22"/>
+          <w:szCs w:val="22"/>
+          <w:lang w:val="bg-BG"/>
+        </w:rPr>
+        <w:t xml:space="preserve"> </w:t>
+      </w:r>
+      <w:r>
+        <w:rPr>
+          <w:rFonts w:ascii="Calibri" w:hAnsi="Calibri" w:cs="Calibri"/>
+          <w:b w:val="0"/>
+          <w:bCs/>
+          <w:color w:val="000000" w:themeColor="text1"/>
+          <w:sz w:val="22"/>
+          <w:szCs w:val="22"/>
+          <w:lang w:val="bg-BG"/>
+        </w:rPr>
+        <w:t>с подходящо за темата на вашия уеб сайт</w:t>
+      </w:r>
+      <w:r>
+        <w:rPr>
+          <w:rFonts w:ascii="Calibri" w:hAnsi="Calibri" w:cs="Calibri"/>
+          <w:color w:val="000000" w:themeColor="text1"/>
+          <w:sz w:val="22"/>
+          <w:szCs w:val="22"/>
+          <w:lang w:val="bg-BG"/>
+        </w:rPr>
+        <w:t xml:space="preserve"> </w:t>
+      </w:r>
+      <w:r>
+        <w:rPr>
+          <w:rStyle w:val="Strong"/>
+          <w:rFonts w:ascii="Calibri" w:hAnsi="Calibri" w:cs="Calibri"/>
+          <w:b/>
+          <w:bCs w:val="0"/>
+          <w:color w:val="000000" w:themeColor="text1"/>
+          <w:sz w:val="22"/>
+          <w:szCs w:val="22"/>
           <w:lang w:val="bg-BG"/>
         </w:rPr>
         <w:t>заглавие</w:t>
       </w:r>
       <w:r>
         <w:rPr>
-          <w:lang w:val="bg-BG"/>
-        </w:rPr>
-        <w:t xml:space="preserve">, кратък </w:t>
-      </w:r>
-      <w:r>
-        <w:rPr>
-          <w:b/>
+          <w:rFonts w:ascii="Calibri" w:hAnsi="Calibri" w:cs="Calibri"/>
+          <w:color w:val="000000" w:themeColor="text1"/>
+          <w:sz w:val="22"/>
+          <w:szCs w:val="22"/>
+          <w:lang w:val="bg-BG"/>
+        </w:rPr>
+        <w:t xml:space="preserve">. </w:t>
+      </w:r>
+      <w:r>
+        <w:rPr>
+          <w:rFonts w:ascii="Calibri" w:hAnsi="Calibri" w:cs="Calibri"/>
+          <w:b w:val="0"/>
+          <w:bCs/>
+          <w:color w:val="000000" w:themeColor="text1"/>
+          <w:sz w:val="22"/>
+          <w:szCs w:val="22"/>
+          <w:lang w:val="bg-BG"/>
+        </w:rPr>
+        <w:t>Добавете</w:t>
+      </w:r>
+      <w:r>
+        <w:rPr>
+          <w:rFonts w:ascii="Calibri" w:hAnsi="Calibri" w:cs="Calibri"/>
+          <w:color w:val="000000" w:themeColor="text1"/>
+          <w:sz w:val="22"/>
+          <w:szCs w:val="22"/>
+          <w:lang w:val="bg-BG"/>
+        </w:rPr>
+        <w:t xml:space="preserve"> кратък </w:t>
+      </w:r>
+      <w:r>
+        <w:rPr>
+          <w:rStyle w:val="Strong"/>
+          <w:rFonts w:ascii="Calibri" w:hAnsi="Calibri" w:cs="Calibri"/>
+          <w:b/>
+          <w:bCs w:val="0"/>
+          <w:color w:val="000000" w:themeColor="text1"/>
+          <w:sz w:val="22"/>
+          <w:szCs w:val="22"/>
           <w:lang w:val="bg-BG"/>
         </w:rPr>
         <w:t>текст</w:t>
       </w:r>
       <w:r>
         <w:rPr>
-          <w:lang w:val="bg-BG"/>
-        </w:rPr>
-        <w:t xml:space="preserve"> и подходящо </w:t>
-      </w:r>
-      <w:r>
-        <w:rPr>
-          <w:b/>
+          <w:rFonts w:ascii="Calibri" w:hAnsi="Calibri" w:cs="Calibri"/>
+          <w:color w:val="000000" w:themeColor="text1"/>
+          <w:sz w:val="22"/>
+          <w:szCs w:val="22"/>
+          <w:lang w:val="bg-BG"/>
+        </w:rPr>
+        <w:t xml:space="preserve"> </w:t>
+      </w:r>
+      <w:r>
+        <w:rPr>
+          <w:rFonts w:ascii="Calibri" w:hAnsi="Calibri" w:cs="Calibri"/>
+          <w:b w:val="0"/>
+          <w:bCs/>
+          <w:color w:val="000000" w:themeColor="text1"/>
+          <w:sz w:val="22"/>
+          <w:szCs w:val="22"/>
+          <w:lang w:val="bg-BG"/>
+        </w:rPr>
+        <w:t xml:space="preserve">и подходящо </w:t>
+      </w:r>
+      <w:r>
+        <w:rPr>
+          <w:rStyle w:val="Strong"/>
+          <w:rFonts w:ascii="Calibri" w:hAnsi="Calibri" w:cs="Calibri"/>
+          <w:b/>
+          <w:bCs w:val="0"/>
+          <w:color w:val="000000" w:themeColor="text1"/>
+          <w:sz w:val="22"/>
+          <w:szCs w:val="22"/>
           <w:lang w:val="bg-BG"/>
         </w:rPr>
         <w:t>изображение</w:t>
       </w:r>
       <w:r>
         <w:rPr>
+          <w:rFonts w:ascii="Calibri" w:hAnsi="Calibri" w:cs="Calibri"/>
+          <w:b w:val="0"/>
+          <w:bCs/>
+          <w:color w:val="000000" w:themeColor="text1"/>
+          <w:sz w:val="22"/>
+          <w:szCs w:val="22"/>
           <w:lang w:val="bg-BG"/>
         </w:rPr>
         <w:t>.</w:t>
@@ -1636,54 +1728,100 @@
     </w:p>
     <w:p>
       <w:pPr>
-        <w:rPr>
-          <w:lang w:val="bg-BG"/>
-        </w:rPr>
-      </w:pPr>
-      <w:r>
-        <w:rPr>
+        <w:pStyle w:val="Heading3"/>
+        <w:rPr>
+          <w:b w:val="0"/>
+          <w:bCs/>
+          <w:color w:val="000000" w:themeColor="text1"/>
+          <w:lang w:val="bg-BG"/>
+        </w:rPr>
+      </w:pPr>
+      <w:r>
+        <w:rPr>
+          <w:rFonts w:ascii="Calibri" w:hAnsi="Calibri" w:cs="Calibri"/>
+          <w:b w:val="0"/>
+          <w:bCs/>
+          <w:color w:val="000000" w:themeColor="text1"/>
+          <w:sz w:val="22"/>
+          <w:szCs w:val="22"/>
           <w:lang w:val="bg-BG"/>
         </w:rPr>
         <w:t xml:space="preserve">Добавете </w:t>
       </w:r>
       <w:r>
         <w:rPr>
-          <w:b/>
+          <w:rStyle w:val="Strong"/>
+          <w:rFonts w:ascii="Calibri" w:hAnsi="Calibri" w:cs="Calibri"/>
+          <w:b/>
+          <w:bCs w:val="0"/>
+          <w:color w:val="000000" w:themeColor="text1"/>
+          <w:sz w:val="22"/>
+          <w:szCs w:val="22"/>
           <w:lang w:val="bg-BG"/>
         </w:rPr>
         <w:t>алтернативен текст</w:t>
       </w:r>
       <w:r>
         <w:rPr>
+          <w:rFonts w:ascii="Calibri" w:hAnsi="Calibri" w:cs="Calibri"/>
+          <w:b w:val="0"/>
+          <w:bCs/>
+          <w:color w:val="000000" w:themeColor="text1"/>
+          <w:sz w:val="22"/>
+          <w:szCs w:val="22"/>
           <w:lang w:val="bg-BG"/>
         </w:rPr>
         <w:t xml:space="preserve"> към изображението, отворете </w:t>
       </w:r>
       <w:r>
         <w:rPr>
-          <w:b/>
+          <w:rStyle w:val="Strong"/>
+          <w:rFonts w:ascii="Calibri" w:hAnsi="Calibri" w:cs="Calibri"/>
+          <w:b/>
+          <w:bCs w:val="0"/>
+          <w:color w:val="000000" w:themeColor="text1"/>
+          <w:sz w:val="22"/>
+          <w:szCs w:val="22"/>
           <w:lang w:val="bg-BG"/>
         </w:rPr>
         <w:t>преглед</w:t>
       </w:r>
       <w:r>
         <w:rPr>
-          <w:lang w:val="bg-BG"/>
-        </w:rPr>
-        <w:t xml:space="preserve"> и </w:t>
-      </w:r>
-      <w:r>
-        <w:rPr>
-          <w:b/>
+          <w:rFonts w:ascii="Calibri" w:hAnsi="Calibri" w:cs="Calibri"/>
+          <w:b w:val="0"/>
+          <w:bCs/>
+          <w:color w:val="000000" w:themeColor="text1"/>
+          <w:sz w:val="22"/>
+          <w:szCs w:val="22"/>
+          <w:lang w:val="bg-BG"/>
+        </w:rPr>
+        <w:t xml:space="preserve"> на страницата и я </w:t>
+      </w:r>
+      <w:r>
+        <w:rPr>
+          <w:rStyle w:val="Strong"/>
+          <w:rFonts w:ascii="Calibri" w:hAnsi="Calibri" w:cs="Calibri"/>
+          <w:b/>
+          <w:bCs w:val="0"/>
+          <w:color w:val="000000" w:themeColor="text1"/>
+          <w:sz w:val="22"/>
+          <w:szCs w:val="22"/>
           <w:lang w:val="bg-BG"/>
         </w:rPr>
         <w:t>публикувайте</w:t>
       </w:r>
       <w:r>
         <w:rPr>
-          <w:lang w:val="bg-BG"/>
-        </w:rPr>
-        <w:t xml:space="preserve"> страницата.</w:t>
+          <w:rFonts w:ascii="Calibri" w:hAnsi="Calibri" w:cs="Calibri"/>
+          <w:b w:val="0"/>
+          <w:bCs/>
+          <w:color w:val="000000" w:themeColor="text1"/>
+          <w:sz w:val="22"/>
+          <w:szCs w:val="22"/>
+          <w:lang w:val="bg-BG"/>
+        </w:rPr>
+        <w:t>.</w:t>
       </w:r>
     </w:p>
     <w:p>
@@ -1708,128 +1846,248 @@
     </w:p>
     <w:p>
       <w:pPr>
-        <w:rPr>
-          <w:lang w:val="bg-BG"/>
-        </w:rPr>
-      </w:pPr>
-      <w:r>
-        <w:rPr>
-          <w:lang w:val="bg-BG"/>
-        </w:rPr>
-        <w:t xml:space="preserve">Създайте категория </w:t>
-      </w:r>
-      <w:r>
-        <w:rPr>
-          <w:b/>
-          <w:bCs/>
-          <w:lang w:val="bg-BG"/>
-        </w:rPr>
-        <w:t>"</w:t>
-      </w:r>
-      <w:r>
-        <w:rPr>
-          <w:b/>
-          <w:lang w:val="bg-BG"/>
-        </w:rPr>
-        <w:t>Новини</w:t>
-      </w:r>
-      <w:r>
-        <w:rPr>
-          <w:b/>
-          <w:bCs/>
-          <w:lang w:val="bg-BG"/>
-        </w:rPr>
-        <w:t>"</w:t>
-      </w:r>
-      <w:r>
-        <w:rPr>
-          <w:lang w:val="bg-BG"/>
-        </w:rPr>
-        <w:t xml:space="preserve"> и публикация</w:t>
-      </w:r>
-      <w:r>
-        <w:rPr>
-          <w:lang w:val="bg-BG"/>
-        </w:rPr>
-        <w:t xml:space="preserve"> </w:t>
-      </w:r>
-      <w:r>
-        <w:rPr>
-          <w:b/>
-          <w:bCs/>
-          <w:lang w:val="bg-BG"/>
-        </w:rPr>
-        <w:t>"</w:t>
-      </w:r>
-      <w:r>
-        <w:rPr>
-          <w:b/>
-          <w:lang w:val="bg-BG"/>
-        </w:rPr>
-        <w:t>Нова книга в училищния клуб</w:t>
-      </w:r>
-      <w:r>
-        <w:rPr>
-          <w:b/>
-          <w:bCs/>
-          <w:lang w:val="bg-BG"/>
-        </w:rPr>
-        <w:t>"</w:t>
-      </w:r>
-      <w:r>
-        <w:rPr>
-          <w:lang w:val="bg-BG"/>
-        </w:rPr>
-        <w:t xml:space="preserve"> с текст и изображение.</w:t>
-      </w:r>
-    </w:p>
-    <w:p>
-      <w:pPr>
-        <w:rPr>
-          <w:lang w:val="bg-BG"/>
-        </w:rPr>
-      </w:pPr>
-      <w:r>
-        <w:rPr>
-          <w:lang w:val="bg-BG"/>
-        </w:rPr>
-        <w:t xml:space="preserve">Изберете категорията, добавете поне </w:t>
-      </w:r>
-      <w:r>
-        <w:rPr>
-          <w:b/>
+        <w:pStyle w:val="Heading3"/>
+        <w:rPr>
+          <w:rFonts w:ascii="Calibri" w:hAnsi="Calibri" w:cs="Calibri"/>
+          <w:b w:val="0"/>
+          <w:bCs/>
+          <w:color w:val="000000" w:themeColor="text1"/>
+          <w:sz w:val="22"/>
+          <w:szCs w:val="22"/>
+          <w:lang w:val="bg-BG"/>
+        </w:rPr>
+      </w:pPr>
+      <w:r>
+        <w:rPr>
+          <w:rFonts w:ascii="Calibri" w:hAnsi="Calibri" w:cs="Calibri"/>
+          <w:b w:val="0"/>
+          <w:bCs/>
+          <w:color w:val="000000" w:themeColor="text1"/>
+          <w:sz w:val="22"/>
+          <w:szCs w:val="22"/>
+          <w:lang w:val="bg-BG"/>
+        </w:rPr>
+        <w:t xml:space="preserve">Създайте </w:t>
+      </w:r>
+      <w:r>
+        <w:rPr>
+          <w:rStyle w:val="Strong"/>
+          <w:rFonts w:ascii="Calibri" w:hAnsi="Calibri" w:cs="Calibri"/>
+          <w:b/>
+          <w:bCs w:val="0"/>
+          <w:color w:val="000000" w:themeColor="text1"/>
+          <w:sz w:val="22"/>
+          <w:szCs w:val="22"/>
+          <w:lang w:val="bg-BG"/>
+        </w:rPr>
+        <w:t>нова категория</w:t>
+      </w:r>
+      <w:r>
+        <w:rPr>
+          <w:rFonts w:ascii="Calibri" w:hAnsi="Calibri" w:cs="Calibri"/>
+          <w:b w:val="0"/>
+          <w:bCs/>
+          <w:color w:val="000000" w:themeColor="text1"/>
+          <w:sz w:val="22"/>
+          <w:szCs w:val="22"/>
+          <w:lang w:val="bg-BG"/>
+        </w:rPr>
+        <w:t xml:space="preserve"> и </w:t>
+      </w:r>
+      <w:r>
+        <w:rPr>
+          <w:rStyle w:val="Strong"/>
+          <w:rFonts w:ascii="Calibri" w:hAnsi="Calibri" w:cs="Calibri"/>
+          <w:b/>
+          <w:bCs w:val="0"/>
+          <w:color w:val="000000" w:themeColor="text1"/>
+          <w:sz w:val="22"/>
+          <w:szCs w:val="22"/>
+          <w:lang w:val="bg-BG"/>
+        </w:rPr>
+        <w:t>публикация</w:t>
+      </w:r>
+      <w:r>
+        <w:rPr>
+          <w:rFonts w:ascii="Calibri" w:hAnsi="Calibri" w:cs="Calibri"/>
+          <w:b w:val="0"/>
+          <w:bCs/>
+          <w:color w:val="000000" w:themeColor="text1"/>
+          <w:sz w:val="22"/>
+          <w:szCs w:val="22"/>
+          <w:lang w:val="bg-BG"/>
+        </w:rPr>
+        <w:t xml:space="preserve">, подходящи за темата на вашия уеб сайт. Добавете </w:t>
+      </w:r>
+      <w:r>
+        <w:rPr>
+          <w:rStyle w:val="Strong"/>
+          <w:rFonts w:ascii="Calibri" w:hAnsi="Calibri" w:cs="Calibri"/>
+          <w:b/>
+          <w:bCs w:val="0"/>
+          <w:color w:val="000000" w:themeColor="text1"/>
+          <w:sz w:val="22"/>
+          <w:szCs w:val="22"/>
+          <w:lang w:val="bg-BG"/>
+        </w:rPr>
+        <w:t>текст</w:t>
+      </w:r>
+      <w:r>
+        <w:rPr>
+          <w:rFonts w:ascii="Calibri" w:hAnsi="Calibri" w:cs="Calibri"/>
+          <w:b w:val="0"/>
+          <w:bCs/>
+          <w:color w:val="000000" w:themeColor="text1"/>
+          <w:sz w:val="22"/>
+          <w:szCs w:val="22"/>
+          <w:lang w:val="bg-BG"/>
+        </w:rPr>
+        <w:t xml:space="preserve"> и </w:t>
+      </w:r>
+      <w:r>
+        <w:rPr>
+          <w:rStyle w:val="Strong"/>
+          <w:rFonts w:ascii="Calibri" w:hAnsi="Calibri" w:cs="Calibri"/>
+          <w:b/>
+          <w:bCs w:val="0"/>
+          <w:color w:val="000000" w:themeColor="text1"/>
+          <w:sz w:val="22"/>
+          <w:szCs w:val="22"/>
+          <w:lang w:val="bg-BG"/>
+        </w:rPr>
+        <w:t>изображение</w:t>
+      </w:r>
+      <w:r>
+        <w:rPr>
+          <w:rFonts w:ascii="Calibri" w:hAnsi="Calibri" w:cs="Calibri"/>
+          <w:b w:val="0"/>
+          <w:bCs/>
+          <w:color w:val="000000" w:themeColor="text1"/>
+          <w:sz w:val="22"/>
+          <w:szCs w:val="22"/>
+          <w:lang w:val="bg-BG"/>
+        </w:rPr>
+        <w:t xml:space="preserve"> към публикацията.</w:t>
+      </w:r>
+    </w:p>
+    <w:p>
+      <w:pPr>
+        <w:pStyle w:val="Heading3"/>
+        <w:rPr>
+          <w:b w:val="0"/>
+          <w:bCs/>
+          <w:color w:val="000000" w:themeColor="text1"/>
+          <w:lang w:val="bg-BG"/>
+        </w:rPr>
+      </w:pPr>
+      <w:r>
+        <w:rPr>
+          <w:rFonts w:ascii="Calibri" w:hAnsi="Calibri" w:cs="Calibri"/>
+          <w:b w:val="0"/>
+          <w:bCs/>
+          <w:color w:val="000000" w:themeColor="text1"/>
+          <w:sz w:val="22"/>
+          <w:szCs w:val="22"/>
+          <w:lang w:val="bg-BG"/>
+        </w:rPr>
+        <w:t xml:space="preserve">Изберете създадената </w:t>
+      </w:r>
+      <w:r>
+        <w:rPr>
+          <w:rStyle w:val="Strong"/>
+          <w:rFonts w:ascii="Calibri" w:hAnsi="Calibri" w:cs="Calibri"/>
+          <w:b/>
+          <w:bCs w:val="0"/>
+          <w:color w:val="000000" w:themeColor="text1"/>
+          <w:sz w:val="22"/>
+          <w:szCs w:val="22"/>
+          <w:lang w:val="bg-BG"/>
+        </w:rPr>
+        <w:t>категория</w:t>
+      </w:r>
+      <w:r>
+        <w:rPr>
+          <w:rFonts w:ascii="Calibri" w:hAnsi="Calibri" w:cs="Calibri"/>
+          <w:b w:val="0"/>
+          <w:bCs/>
+          <w:color w:val="000000" w:themeColor="text1"/>
+          <w:sz w:val="22"/>
+          <w:szCs w:val="22"/>
+          <w:lang w:val="bg-BG"/>
+        </w:rPr>
+        <w:t xml:space="preserve">, добавете поне </w:t>
+      </w:r>
+      <w:r>
+        <w:rPr>
+          <w:rStyle w:val="Strong"/>
+          <w:rFonts w:ascii="Calibri" w:hAnsi="Calibri" w:cs="Calibri"/>
+          <w:b/>
+          <w:bCs w:val="0"/>
+          <w:color w:val="000000" w:themeColor="text1"/>
+          <w:sz w:val="22"/>
+          <w:szCs w:val="22"/>
           <w:lang w:val="bg-BG"/>
         </w:rPr>
         <w:t>два подходящи етикета</w:t>
       </w:r>
       <w:r>
         <w:rPr>
+          <w:rFonts w:ascii="Calibri" w:hAnsi="Calibri" w:cs="Calibri"/>
+          <w:b w:val="0"/>
+          <w:bCs/>
+          <w:color w:val="000000" w:themeColor="text1"/>
+          <w:sz w:val="22"/>
+          <w:szCs w:val="22"/>
           <w:lang w:val="bg-BG"/>
         </w:rPr>
         <w:t xml:space="preserve">, запазете публикацията като </w:t>
       </w:r>
       <w:r>
         <w:rPr>
-          <w:b/>
+          <w:rStyle w:val="Strong"/>
+          <w:rFonts w:ascii="Calibri" w:hAnsi="Calibri" w:cs="Calibri"/>
+          <w:b/>
+          <w:bCs w:val="0"/>
+          <w:color w:val="000000" w:themeColor="text1"/>
+          <w:sz w:val="22"/>
+          <w:szCs w:val="22"/>
           <w:lang w:val="bg-BG"/>
         </w:rPr>
         <w:t>чернова</w:t>
       </w:r>
       <w:r>
         <w:rPr>
+          <w:rFonts w:ascii="Calibri" w:hAnsi="Calibri" w:cs="Calibri"/>
+          <w:b w:val="0"/>
+          <w:bCs/>
+          <w:color w:val="000000" w:themeColor="text1"/>
+          <w:sz w:val="22"/>
+          <w:szCs w:val="22"/>
           <w:lang w:val="bg-BG"/>
         </w:rPr>
         <w:t xml:space="preserve">, прегледайте я и я </w:t>
       </w:r>
       <w:r>
         <w:rPr>
-          <w:b/>
+          <w:rStyle w:val="Strong"/>
+          <w:rFonts w:ascii="Calibri" w:hAnsi="Calibri" w:cs="Calibri"/>
+          <w:b/>
+          <w:bCs w:val="0"/>
+          <w:color w:val="000000" w:themeColor="text1"/>
+          <w:sz w:val="22"/>
+          <w:szCs w:val="22"/>
           <w:lang w:val="bg-BG"/>
         </w:rPr>
         <w:t>публикувайте</w:t>
       </w:r>
       <w:r>
         <w:rPr>
+          <w:rFonts w:ascii="Calibri" w:hAnsi="Calibri" w:cs="Calibri"/>
+          <w:b w:val="0"/>
+          <w:bCs/>
+          <w:color w:val="000000" w:themeColor="text1"/>
+          <w:sz w:val="22"/>
+          <w:szCs w:val="22"/>
           <w:lang w:val="bg-BG"/>
         </w:rPr>
         <w:t>.</w:t>
@@ -1886,15 +2144,7 @@
           <w:bCs/>
           <w:lang w:val="bg-BG"/>
         </w:rPr>
-        <w:t xml:space="preserve">уеб </w:t>
-      </w:r>
-      <w:r>
-        <w:rPr>
-          <w:b/>
-          <w:bCs/>
-          <w:lang w:val="bg-BG"/>
-        </w:rPr>
-        <w:t>сайта</w:t>
+        <w:t>уеб сайта</w:t>
       </w:r>
       <w:r>
         <w:rPr>

--- a/Courses/Software-Sciences/IT-Module-3-Web-Design/21-CMS-Exam/21.2-CMS-Exam.docx
+++ b/Courses/Software-Sciences/IT-Module-3-Web-Design/21-CMS-Exam/21.2-CMS-Exam.docx
@@ -50,9 +50,9 @@
           <w:noProof/>
         </w:rPr>
         <w:drawing>
-          <wp:inline distT="0" distB="0" distL="0" distR="0" wp14:anchorId="73F5C6D6" wp14:editId="3BDC74E8">
-            <wp:extent cx="1065886" cy="497260"/>
-            <wp:effectExtent l="0" t="0" r="1270" b="0"/>
+          <wp:inline distT="0" distB="0" distL="0" distR="0" wp14:anchorId="73F5C6D6" wp14:editId="35035084">
+            <wp:extent cx="1065886" cy="477023"/>
+            <wp:effectExtent l="0" t="0" r="1270" b="5715"/>
             <wp:docPr id="470543985" name="Picture 1"/>
             <wp:cNvGraphicFramePr>
               <a:graphicFrameLocks xmlns:a="http://schemas.openxmlformats.org/drawingml/2006/main" noChangeAspect="1"/>
@@ -81,7 +81,7 @@
                   <pic:spPr bwMode="auto">
                     <a:xfrm>
                       <a:off x="0" y="0"/>
-                      <a:ext cx="1065886" cy="497260"/>
+                      <a:ext cx="1065886" cy="477023"/>
                     </a:xfrm>
                     <a:prstGeom prst="rect">
                       <a:avLst/>
